--- a/backend/templates/files/offer-letter.docx
+++ b/backend/templates/files/offer-letter.docx
@@ -745,181 +745,38 @@
           <w:szCs w:val="22"/>
           <w:rtl w:val="0"/>
         </w:rPr>
-        <w:t xml:space="preserve">Compensation and Benefits: Your annual base salary (CTC) will be {annualCTC} ({annualCTCInWords}), as per the breakup below, paid in accordance with the Company’s regular payroll schedule, commencing on your start date.</w:t>
+        <w:t xml:space="preserve">Compensation and Benefits: </w:t>
+      </w:r>
+      <w:r>
+        <w:rPr>
+          <w:rFonts w:ascii="Calibri" w:cs="Calibri" w:eastAsia="Calibri" w:hAnsi="Calibri"/>
+          <w:sz w:val="22"/>
+          <w:szCs w:val="22"/>
+          <w:rtl w:val="0"/>
+        </w:rPr>
+        <w:t xml:space="preserve">Your annual base salary will be </w:t>
+      </w:r>
+      <w:r>
+        <w:rPr>
+          <w:rFonts w:ascii="Calibri" w:cs="Calibri" w:eastAsia="Calibri" w:hAnsi="Calibri"/>
+          <w:b w:val="1"/>
+          <w:bCs w:val="1"/>
+          <w:sz w:val="22"/>
+          <w:szCs w:val="22"/>
+          <w:rtl w:val="0"/>
+        </w:rPr>
+        <w:t xml:space="preserve">{annualCTC}</w:t>
+      </w:r>
+      <w:r>
+        <w:rPr>
+          <w:rFonts w:ascii="Calibri" w:cs="Calibri" w:eastAsia="Calibri" w:hAnsi="Calibri"/>
+          <w:sz w:val="22"/>
+          <w:szCs w:val="22"/>
+          <w:rtl w:val="0"/>
+        </w:rPr>
+        <w:t xml:space="preserve">, paid in accordance with the Company’s regular payroll schedule, commencing on your start date.</w:t>
       </w:r>
     </w:p>
-    <w:tbl>
-      <w:tblPr>
-        <w:tblStyle w:val="Table1"/>
-        <w:tblW w:w="9000.0" w:type="dxa"/>
-        <w:jc w:val="left"/>
-        <w:tblBorders>
-          <w:top w:color="000000" w:space="0" w:sz="4" w:val="single"/>
-          <w:left w:color="000000" w:space="0" w:sz="4" w:val="single"/>
-          <w:bottom w:color="000000" w:space="0" w:sz="4" w:val="single"/>
-          <w:right w:color="000000" w:space="0" w:sz="4" w:val="single"/>
-          <w:insideH w:color="000000" w:space="0" w:sz="4" w:val="single"/>
-          <w:insideV w:color="000000" w:space="0" w:sz="4" w:val="single"/>
-        </w:tblBorders>
-        <w:tblLayout w:type="fixed"/>
-        <w:tblLook w:val="0600"/>
-      </w:tblPr>
-      <w:tblGrid>
-        <w:gridCol w:w="4000"/>
-        <w:gridCol w:w="2500"/>
-        <w:gridCol w:w="2500"/>
-      </w:tblGrid>
-      <w:tr>
-        <w:trPr>
-          <w:cantSplit w:val="0"/>
-        </w:trPr>
-        <w:tc>
-          <w:tcPr/>
-          <w:p>
-            <w:pPr>
-              <w:jc w:val="both"/>
-              <w:rPr>
-                <w:b w:val="1"/>
-              </w:rPr>
-            </w:pPr>
-            <w:r>
-              <w:rPr>
-                <w:b w:val="1"/>
-              </w:rPr>
-              <w:t xml:space="preserve">Salary Component</w:t>
-            </w:r>
-          </w:p>
-        </w:tc>
-        <w:tc>
-          <w:tcPr/>
-          <w:p>
-            <w:pPr>
-              <w:jc w:val="both"/>
-              <w:rPr>
-                <w:b w:val="1"/>
-              </w:rPr>
-            </w:pPr>
-            <w:r>
-              <w:rPr>
-                <w:b w:val="1"/>
-              </w:rPr>
-              <w:t xml:space="preserve">Monthly (₹)</w:t>
-            </w:r>
-          </w:p>
-        </w:tc>
-        <w:tc>
-          <w:tcPr/>
-          <w:p>
-            <w:pPr>
-              <w:jc w:val="both"/>
-              <w:rPr>
-                <w:b w:val="1"/>
-              </w:rPr>
-            </w:pPr>
-            <w:r>
-              <w:rPr>
-                <w:b w:val="1"/>
-              </w:rPr>
-              <w:t xml:space="preserve">Annual (₹)</w:t>
-            </w:r>
-          </w:p>
-        </w:tc>
-      </w:tr>
-      <w:tr>
-        <w:trPr>
-          <w:cantSplit w:val="0"/>
-        </w:trPr>
-        <w:tc>
-          <w:tcPr/>
-          <w:p>
-            <w:pPr>
-              <w:jc w:val="both"/>
-            </w:pPr>
-            <w:r>
-              <w:t xml:space="preserve">{#salaryComponents}{label}</w:t>
-            </w:r>
-          </w:p>
-        </w:tc>
-        <w:tc>
-          <w:tcPr/>
-          <w:p>
-            <w:pPr>
-              <w:jc w:val="both"/>
-            </w:pPr>
-            <w:r>
-              <w:t xml:space="preserve">{monthlyAmount}</w:t>
-            </w:r>
-          </w:p>
-        </w:tc>
-        <w:tc>
-          <w:tcPr/>
-          <w:p>
-            <w:pPr>
-              <w:jc w:val="both"/>
-            </w:pPr>
-            <w:r>
-              <w:t xml:space="preserve">{annualAmount}{/salaryComponents}</w:t>
-            </w:r>
-          </w:p>
-        </w:tc>
-      </w:tr>
-      <w:tr>
-        <w:trPr>
-          <w:cantSplit w:val="0"/>
-        </w:trPr>
-        <w:tc>
-          <w:tcPr/>
-          <w:p>
-            <w:pPr>
-              <w:jc w:val="both"/>
-              <w:rPr>
-                <w:b w:val="1"/>
-              </w:rPr>
-            </w:pPr>
-            <w:r>
-              <w:rPr>
-                <w:b w:val="1"/>
-              </w:rPr>
-              <w:t xml:space="preserve">Gross</w:t>
-            </w:r>
-          </w:p>
-        </w:tc>
-        <w:tc>
-          <w:tcPr/>
-          <w:p>
-            <w:pPr>
-              <w:jc w:val="both"/>
-              <w:rPr>
-                <w:b w:val="1"/>
-              </w:rPr>
-            </w:pPr>
-            <w:r>
-              <w:rPr>
-                <w:b w:val="1"/>
-              </w:rPr>
-              <w:t xml:space="preserve">{monthlyGross}</w:t>
-            </w:r>
-          </w:p>
-        </w:tc>
-        <w:tc>
-          <w:tcPr/>
-          <w:p>
-            <w:pPr>
-              <w:jc w:val="both"/>
-              <w:rPr>
-                <w:b w:val="1"/>
-              </w:rPr>
-            </w:pPr>
-            <w:r>
-              <w:rPr>
-                <w:b w:val="1"/>
-              </w:rPr>
-              <w:t xml:space="preserve">{annualCTC}</w:t>
-            </w:r>
-          </w:p>
-        </w:tc>
-      </w:tr>
-    </w:tbl>
     <w:p>
       <w:pPr>
         <w:pStyle w:val="Heading4"/>
